--- a/doc/演示视频03_从多参考图入手_拍摄流程书.docx
+++ b/doc/演示视频03_从多参考图入手_拍摄流程书.docx
@@ -429,7 +429,7 @@
                 <w:color w:val="18212B"/>
                 <w:sz w:val="18"/>
               </w:rPr>
-              <w:t>7 类输入：2 张风格图、1 张宽肩短外套廓形图、1 张 118 GSM 再生尼龙微距、1 张隐藏通风褶细节图、1 张可拆模块参考衣、1 张战术背心避用图；另加 1 条有原文链接的趋势摘要。</w:t>
+              <w:t>7 类输入：2 张风格图、1 张飘带领雪纺衫廓形图、1 张真丝雪纺微距、1 张细密褶裥细节图、1 张插肩袖参考衣、1 张过度荷叶边复古衬衫避用图；另加 1 条有原文链接的趋势摘要。</w:t>
             </w:r>
           </w:p>
         </w:tc>
@@ -472,7 +472,7 @@
                 <w:color w:val="18212B"/>
                 <w:sz w:val="18"/>
               </w:rPr>
-              <w:t>图片：矿物灰面料微距图；名称：矿物灰再生尼龙微格 / F-03。库内不填写、不显示、不携带任何其他面料信息。</w:t>
+              <w:t>图片：雾杏面料微距图；名称：雾杏真丝雪纺 / F-03。库内不填写、不显示、不携带任何其他面料信息。</w:t>
             </w:r>
           </w:p>
         </w:tc>
@@ -495,7 +495,7 @@
                 <w:color w:val="0B2545"/>
                 <w:sz w:val="18"/>
               </w:rPr>
-              <w:t>项目材料约束（普通白板备注）</w:t>
+              <w:t>面料视觉约束</w:t>
             </w:r>
           </w:p>
         </w:tc>
@@ -515,7 +515,7 @@
                 <w:color w:val="18212B"/>
                 <w:sz w:val="18"/>
               </w:rPr>
-              <w:t>独立于面料库的“PROJECT MATERIAL NOTE / F-03”普通便签记录供应商/测试确认的再生尼龙 92% / 氨纶 8%、118 GSM、微格平纹、门幅 145 cm、轻微弹力、不透、轻量防泼水，以及设计判断的哑光表现；信号橙只作≤3% 点缀。</w:t>
+              <w:t>仅依据“雾杏真丝雪纺 / F-03”的图片与名称，保持图中可见的轻盈垂坠与柔雾光泽；服装结构另行要求同色吊带避免走光、法式缝和酒红≤2%，不添加任何面料工程参数。</w:t>
             </w:r>
           </w:p>
         </w:tc>
@@ -558,7 +558,7 @@
                 <w:color w:val="18212B"/>
                 <w:sz w:val="18"/>
               </w:rPr>
-              <w:t>宽肩短身城市防护外套：后中长 58 cm，肩线外扩约 3 cm，无帽，连续前片，隐藏双向拉链，隐形口袋，后背隐藏通风褶，窄压胶边；明确非军事化。</w:t>
+              <w:t>长袖飘带领真丝雪纺衫：后中长62 cm，松量胸围成衣98 cm，2.5 cm窄飘带、前V开口16 cm，肩部六道0.4 cm细褶，微灯笼袖、5 cm双扣袖克夫，法式缝；克制通勤、不做复古戏服。</w:t>
             </w:r>
           </w:p>
         </w:tc>
@@ -601,7 +601,7 @@
                 <w:color w:val="18212B"/>
                 <w:sz w:val="18"/>
               </w:rPr>
-              <w:t>生成 3 组 SS27 Urban Shelter 宽肩短外套。锁定矿物灰/骨白、118 GSM 哑光轻防水再生尼龙、连续前片、隐形口袋、隐藏通风褶、窄压胶边、信号橙≤3%；风格图只管氛围，建筑图只管比例与阴影，细节图只管构造；禁止战术背心、外挂口袋、MOLLE、军绿色、完整复制参考衣。</w:t>
+              <w:t>生成3组SS27 Air Veil长袖飘带领真丝雪纺衫。以“雾杏真丝雪纺 / F-03”的图片为材质参考，保持雾杏/骨白、轻盈垂坠与柔雾光泽；锁定后中长62 cm、胸围98 cm、2.5 cm窄飘带、前V开口16 cm、肩部六道0.4 cm细褶、微灯笼袖、5 cm双扣袖克夫、法式缝、酒红≤2%；风格图只管气质，建筑图只管比例与留白，细节图只管褶裥；禁止层叠大荷叶边、夸张泡泡袖、荧光色、婚纱礼服感和完整复制参考衣。</w:t>
             </w:r>
           </w:p>
         </w:tc>
@@ -644,7 +644,7 @@
                 <w:color w:val="18212B"/>
                 <w:sz w:val="18"/>
               </w:rPr>
-              <w:t>丢弃带外挂口袋的候选；对结构正确但细节弱的候选点“再来一版”，只加强后背隐藏通风褶与窄压胶边，保持宽肩、58 cm 衣长、连续前片和面料。</w:t>
+              <w:t>丢弃带层叠大荷叶边的候选；对结构正确但细节弱的候选点“再来一版”，只校正2.5 cm窄飘带、肩部六道细褶与5 cm袖克夫，保持62 cm衣长、98 cm胸围、前V开口和真丝雪纺。</w:t>
             </w:r>
           </w:p>
         </w:tc>
@@ -687,7 +687,7 @@
                 <w:color w:val="18212B"/>
                 <w:sz w:val="18"/>
               </w:rPr>
-              <w:t>锁定：矿物灰/骨白+橙≤3%、118 GSM 哑光轻防水面料、隐藏通风褶、窄压胶边；不锁廓形和造型，允许跨品类转译。</w:t>
+              <w:t>锁定：雾杏/骨白+酒红≤2%、参考图所示的轻盈垂坠与柔雾光泽、2.5 cm窄飘带、肩部细褶、法式缝；不锁领型和袖型，允许在雪纺衫品类内迭代。</w:t>
             </w:r>
           </w:p>
         </w:tc>
@@ -730,7 +730,7 @@
                 <w:color w:val="18212B"/>
                 <w:sz w:val="18"/>
               </w:rPr>
-              <w:t>01 Hero 短外套、02 通风褶长衬衫、03 隐形侧袋锥形裤、04 非对称裹裙、05 无袖柱形连衣裙、06 可收纳长外套；避免战术口袋。对 &lt;0.50 实验款说明理由后强制保留，对 &gt;0.95 近重复安排下一轮拉开。</w:t>
+              <w:t>01 Hero飘带领长袖衫、02 隐门襟小立领衫、03 交叠V领衫、04 无袖褶裥衫、05 长版束腰衫、06 微灯笼袖圆领衫；全部为雪纺上装，避免层叠大荷叶边。对 &lt;0.50 实验款说明理由后强制保留，对 &gt;0.95 近重复安排下一轮拉开。</w:t>
             </w:r>
           </w:p>
         </w:tc>
@@ -908,7 +908,7 @@
           <w:rFonts w:ascii="Calibri" w:hAnsi="Calibri" w:eastAsia="Microsoft YaHei"/>
           <w:color w:val="18212B"/>
         </w:rPr>
-        <w:t>SS27 / Urban Shelter 城市庇护系列</w:t>
+        <w:t>SS27 / Air Veil 雪纺衫系列</w:t>
       </w:r>
     </w:p>
     <w:p>
@@ -1002,7 +1002,7 @@
           <w:rFonts w:ascii="Calibri" w:hAnsi="Calibri" w:eastAsia="Microsoft YaHei"/>
           <w:color w:val="18212B"/>
         </w:rPr>
-        <w:t>风格参考 A：克制城市机能摄影；风格参考 B：现代主义建筑阴影与比例。</w:t>
+        <w:t>风格参考 A：克制法式通勤摄影；风格参考 B：现代建筑留白与垂直比例。</w:t>
       </w:r>
     </w:p>
     <w:p>
@@ -1019,7 +1019,7 @@
           <w:rFonts w:ascii="Calibri" w:hAnsi="Calibri" w:eastAsia="Microsoft YaHei"/>
           <w:color w:val="18212B"/>
         </w:rPr>
-        <w:t>廓形参考：宽肩短外套正面图；面料参考：灰白轻量防水织物微距。</w:t>
+        <w:t>廓形参考：飘带领雪纺衫正面图；面料参考：雾杏真丝雪纺微距。</w:t>
       </w:r>
     </w:p>
     <w:p>
@@ -1036,7 +1036,7 @@
           <w:rFonts w:ascii="Calibri" w:hAnsi="Calibri" w:eastAsia="Microsoft YaHei"/>
           <w:color w:val="18212B"/>
         </w:rPr>
-        <w:t>细节参考：隐藏式通风褶与窄压胶边；参考衣：可拆模块外套结构照。</w:t>
+        <w:t>细节参考：肩部细密褶裥与法式缝；参考衣：插肩袖雪纺衫结构照。</w:t>
       </w:r>
     </w:p>
     <w:p>
@@ -1053,7 +1053,7 @@
           <w:rFonts w:ascii="Calibri" w:hAnsi="Calibri" w:eastAsia="Microsoft YaHei"/>
           <w:color w:val="18212B"/>
         </w:rPr>
-        <w:t>避用参考：多口袋军装战术背心（必须标“避用”，用红色图钉）。</w:t>
+        <w:t>避用参考：层叠大荷叶边复古衬衫（必须标“避用”，用红色图钉）。</w:t>
       </w:r>
     </w:p>
     <w:p>
@@ -1132,7 +1132,7 @@
           <w:rFonts w:ascii="Calibri" w:hAnsi="Calibri" w:eastAsia="Microsoft YaHei"/>
           <w:color w:val="18212B"/>
         </w:rPr>
-        <w:t>系列概念：Urban Shelter；城市通勤中的轻防护感，克制、非军事化。</w:t>
+        <w:t>系列概念：Air Veil；都市通勤中的轻盈空气感，克制、非戏服化。</w:t>
       </w:r>
     </w:p>
     <w:p>
@@ -1149,7 +1149,7 @@
           <w:rFonts w:ascii="Calibri" w:hAnsi="Calibri" w:eastAsia="Microsoft YaHei"/>
           <w:color w:val="18212B"/>
         </w:rPr>
-        <w:t>共同 DNA：矿物灰/骨白主色，信号橙≤3%；轻量防水哑光面料；隐藏通风褶；窄压胶边。</w:t>
+        <w:t>共同 DNA：雾杏/骨白主色，酒红≤2%；参考图所示的轻盈垂坠与柔雾光泽；窄飘带；肩部细褶；法式缝。</w:t>
       </w:r>
     </w:p>
     <w:p>
@@ -1166,7 +1166,7 @@
           <w:rFonts w:ascii="Calibri" w:hAnsi="Calibri" w:eastAsia="Microsoft YaHei"/>
           <w:color w:val="18212B"/>
         </w:rPr>
-        <w:t>Hero：宽肩短外套，前片连续、口袋隐形；不得出现战术背心式外挂系统。</w:t>
+        <w:t>Hero：长袖飘带领雪纺衫，前V开口、肩部细褶、袖克夫清楚；不得出现层叠大荷叶边或夸张泡泡袖。</w:t>
       </w:r>
     </w:p>
     <w:p>
@@ -1214,7 +1214,7 @@
           <w:rFonts w:ascii="Calibri" w:hAnsi="Calibri" w:eastAsia="Microsoft YaHei"/>
           <w:color w:val="18212B"/>
         </w:rPr>
-        <w:t>廓形可转译到外套、上装、下装、连身款；系列应有搭配链路而不是同款换姿势。</w:t>
+        <w:t>廓形可转译到飘带领、小立领、交叠V领、无袖、长版和圆领雪纺衫；系列应覆盖通勤、层搭与轻场合，而不是同款换姿势。</w:t>
       </w:r>
     </w:p>
     <w:p>
@@ -1231,7 +1231,7 @@
           <w:rFonts w:ascii="Calibri" w:hAnsi="Calibri" w:eastAsia="Microsoft YaHei"/>
           <w:color w:val="18212B"/>
         </w:rPr>
-        <w:t>通风褶与压胶边可以在不同品类换位置，但必须保持识别度。</w:t>
+        <w:t>细褶与飘带可以在不同领型和袖型间换位置，但必须保持识别度。</w:t>
       </w:r>
     </w:p>
     <w:p>
@@ -1265,7 +1265,7 @@
           <w:rFonts w:ascii="Calibri" w:hAnsi="Calibri" w:eastAsia="Microsoft YaHei"/>
           <w:color w:val="18212B"/>
         </w:rPr>
-        <w:t>造型层次可变化，但不得借用避用图的军装口袋、织带和 MOLLE 语言。</w:t>
+        <w:t>造型层次可变化，但不得借用避用图的层叠大荷叶边、过宽飘带和戏剧化泡泡袖语言。</w:t>
       </w:r>
     </w:p>
     <w:p>
@@ -1313,7 +1313,7 @@
           <w:rFonts w:ascii="Calibri" w:hAnsi="Calibri" w:eastAsia="Microsoft YaHei"/>
           <w:color w:val="18212B"/>
         </w:rPr>
-        <w:t>避用图中的多外挂口袋、军绿色、战术织带、MOLLE 系统进入正向结果。</w:t>
+        <w:t>避用图中的层叠大荷叶边、过宽飘带、荧光色和夸张泡泡袖进入正向结果。</w:t>
       </w:r>
     </w:p>
     <w:p>
@@ -1330,7 +1330,7 @@
           <w:rFonts w:ascii="Calibri" w:hAnsi="Calibri" w:eastAsia="Microsoft YaHei"/>
           <w:color w:val="18212B"/>
         </w:rPr>
-        <w:t>系列款式只是 Hero 换姿势/换长度，品类结构缺少下装或连身款。</w:t>
+        <w:t>系列款式只是Hero换姿势或换颜色，领型、袖型与穿着场景没有形成雪纺衫款式差异。</w:t>
       </w:r>
     </w:p>
     <w:p>
@@ -2074,7 +2074,7 @@
                 <w:color w:val="18212B"/>
                 <w:sz w:val="17"/>
               </w:rPr>
-              <w:t>丢弃一张出现战术外挂口袋的候选。</w:t>
+              <w:t>丢弃一张出现层叠大荷叶边的候选。</w:t>
             </w:r>
           </w:p>
         </w:tc>
@@ -2418,7 +2418,7 @@
                 <w:color w:val="18212B"/>
                 <w:sz w:val="17"/>
               </w:rPr>
-              <w:t>把当前会话重命名为“SS27 Urban Shelter / 多参考决策”。</w:t>
+              <w:t>把当前会话重命名为“SS27 Air Veil / 多参考决策”。</w:t>
             </w:r>
           </w:p>
         </w:tc>
@@ -3063,7 +3063,7 @@
           <w:rFonts w:ascii="Calibri" w:hAnsi="Calibri" w:eastAsia="Microsoft YaHei"/>
           <w:color w:val="18212B"/>
         </w:rPr>
-        <w:t>从工具条打开“面料库”，在抽屉切到“我的”，只按名称搜索“矿物灰再生尼龙微格 / F-03”，点击或拖拽加入白板，作为第 7 张参考；确认落位节点仍然只有图片与名称。</w:t>
+        <w:t>从工具条打开“面料库”，在抽屉切到“我的”，只按名称搜索“雾杏真丝雪纺 / F-03”，点击或拖拽加入白板，作为第 7 张参考；确认落位节点仍然只有图片与名称。</w:t>
       </w:r>
     </w:p>
     <w:p>
@@ -3097,7 +3097,7 @@
           <w:rFonts w:ascii="Calibri" w:hAnsi="Calibri" w:eastAsia="Microsoft YaHei"/>
           <w:color w:val="18212B"/>
         </w:rPr>
-        <w:t>使用普通便签工具在 MATERIAL 区新增“PROJECT MATERIAL NOTE / F-03”：供应商/测试确认＝再生尼龙92%/氨纶8%、118 GSM、微格平纹、门幅145 cm、轻微弹力、不透、轻量防泼水；设计判断＝哑光；未知项标“待测试”。给正向参考加黄铜图钉，避用参考加红色图钉。</w:t>
+        <w:t>在 MATERIAL 区放入“雾杏真丝雪纺 / F-03”的图片与名称，只把图片作为材质视觉参考；给正向参考加黄铜图钉，避用参考加红色图钉。服装提示词另行要求轻盈垂坠、柔雾光泽和同色吊带避免走光。</w:t>
       </w:r>
     </w:p>
     <w:tbl>
@@ -3146,7 +3146,7 @@
                 <w:color w:val="18212B"/>
                 <w:sz w:val="21"/>
               </w:rPr>
-              <w:t>面料库回流结束时只有图片和名称，不包含任何其他信息。关闭面料库以后，我才在普通白板便签中记录项目材料约束；这张便签不属于面料库，也不会写回或自动附着到面料素材。</w:t>
+              <w:t>面料库回流结束时只有图片和名称，不包含任何其他信息。关闭面料库以后，我直接把面料图片作为视觉参考参与生成，不补建或推断材料参数。</w:t>
             </w:r>
           </w:p>
         </w:tc>
@@ -3176,7 +3176,7 @@
           <w:rFonts w:ascii="Calibri" w:hAnsi="Calibri" w:eastAsia="Microsoft YaHei"/>
           <w:color w:val="18212B"/>
         </w:rPr>
-        <w:t>6 张本地上传状态；面料抽屉的“我的”与仅名称搜索；只含图片与名称的面料节点；关闭面料库后新建 PROJECT MATERIAL NOTE / F-03；7 张参考进入 5 个组织区</w:t>
+        <w:t>6 张本地上传状态；面料抽屉的“我的”与仅名称搜索；只含图片与名称的面料节点；关闭面料库后新建 面料节点 F-03（仅图片与名称）；7 张参考进入 5 个组织区</w:t>
       </w:r>
     </w:p>
     <w:p>
@@ -3197,7 +3197,7 @@
           <w:rFonts w:ascii="Calibri" w:hAnsi="Calibri" w:eastAsia="Microsoft YaHei"/>
           <w:color w:val="5D6875"/>
         </w:rPr>
-        <w:t>采用 1.5× 轻微加速，但必须原速保留两个近景：面料节点只有图片与名称；面料库关闭后普通项目备注被单独创建。</w:t>
+        <w:t>采用 1.5× 轻微加速，但必须原速保留两个近景：面料节点只有图片与名称；面料库关闭后该图片被选入多参考上下文。</w:t>
       </w:r>
     </w:p>
     <w:p>
@@ -3266,7 +3266,7 @@
           <w:rFonts w:ascii="Calibri" w:hAnsi="Calibri" w:eastAsia="Microsoft YaHei"/>
           <w:color w:val="18212B"/>
         </w:rPr>
-        <w:t>标风格 A/B=风格参考；正面宽肩图=廓形参考；织物微距=面料参考；通风褶=细节参考；模块外套=参考衣；战术背心=避用。</w:t>
+        <w:t>标风格 A/B=风格参考；飘带领正面图=廓形参考；雪纺微距=面料参考；细密褶裥=细节参考；插肩袖雪纺衫=参考衣；过度荷叶边复古衬衫=避用。</w:t>
       </w:r>
     </w:p>
     <w:p>
@@ -3349,7 +3349,7 @@
                 <w:color w:val="18212B"/>
                 <w:sz w:val="21"/>
               </w:rPr>
-              <w:t>同一张图不是全能参考。建筑图给我比例和情绪，不给我服装细节；战术背心只告诉系统哪些语言必须排除。</w:t>
+              <w:t>同一张图不是全能参考。建筑图给我比例和情绪，不给我服装细节；过度荷叶边复古衬衫只告诉系统哪些语言必须排除。</w:t>
             </w:r>
           </w:p>
         </w:tc>
@@ -3486,7 +3486,7 @@
           <w:rFonts w:ascii="Calibri" w:hAnsi="Calibri" w:eastAsia="Microsoft YaHei"/>
           <w:color w:val="18212B"/>
         </w:rPr>
-        <w:t>根据回复把建筑图备注改为“只取尺度/阴影，不取硬质材料”，把避用图追加“禁止军绿色与外挂口袋”。</w:t>
+        <w:t>根据回复把建筑图备注改为“只取尺度/阴影，不取硬质材料”，把避用图追加“禁止荧光色与层叠大荷叶边”。</w:t>
       </w:r>
     </w:p>
     <w:tbl>
@@ -3689,7 +3689,7 @@
           <w:rFonts w:ascii="Calibri" w:hAnsi="Calibri" w:eastAsia="Microsoft YaHei"/>
           <w:color w:val="18212B"/>
         </w:rPr>
-        <w:t>逐张检查：是否非军事化、宽肩比例、哑光防水材质、隐藏通风褶、橙色比例。</w:t>
+        <w:t>逐张检查：是否非戏服化、飘带宽度、轻微透视是否克制且不走光、肩部细褶、袖克夫和酒红比例。</w:t>
       </w:r>
     </w:p>
     <w:tbl>
@@ -3738,7 +3738,7 @@
                 <w:color w:val="18212B"/>
                 <w:sz w:val="21"/>
               </w:rPr>
-              <w:t>这不是平均混图。风格、廓形、面料、细节和避用项各走自己的通道，系统会把最多 16 张参考按角色和权重排序。我的审图仍按五项标准逐条通过。</w:t>
+              <w:t>这不是平均混图。风格、廓形、面料、细节和避用项各走自己的通道，系统会把最多 16 张参考按角色和权重排序。我的审图仍按六项标准逐条通过。</w:t>
             </w:r>
           </w:p>
         </w:tc>
@@ -3899,7 +3899,7 @@
           <w:rFonts w:ascii="Calibri" w:hAnsi="Calibri" w:eastAsia="Microsoft YaHei"/>
           <w:color w:val="18212B"/>
         </w:rPr>
-        <w:t>丢弃一张出现战术外挂口袋的候选。</w:t>
+        <w:t>丢弃一张出现层叠大荷叶边的候选。</w:t>
       </w:r>
     </w:p>
     <w:p>
@@ -3916,7 +3916,7 @@
           <w:rFonts w:ascii="Calibri" w:hAnsi="Calibri" w:eastAsia="Microsoft YaHei"/>
           <w:color w:val="18212B"/>
         </w:rPr>
-        <w:t>对一张结构正确但细节弱的候选点“再来一版”，要求加强隐藏通风褶但不改廓形。</w:t>
+        <w:t>对一张结构正确但细节弱的候选点“再来一版”，要求校正窄飘带、肩部六道细褶和袖克夫但不改衣身松量。</w:t>
       </w:r>
     </w:p>
     <w:p>
@@ -3982,7 +3982,7 @@
                 <w:color w:val="18212B"/>
                 <w:sz w:val="21"/>
               </w:rPr>
-              <w:t>这张虽然完整，但把避用图的外挂口袋带了回来，直接淘汰。另一张只缺少标志性通风褶，我会沿原结构再来一版，而不是把所有条件重新洗牌。</w:t>
+              <w:t>这张虽然完整，但把避用图的层叠大荷叶边带了回来，直接淘汰。另一张只缺少肩部六道标志性细褶，我会沿原结构再来一版，而不是把所有条件重新洗牌。</w:t>
             </w:r>
           </w:p>
         </w:tc>
@@ -4119,7 +4119,7 @@
           <w:rFonts w:ascii="Calibri" w:hAnsi="Calibri" w:eastAsia="Microsoft YaHei"/>
           <w:color w:val="18212B"/>
         </w:rPr>
-        <w:t>补充“隐藏通风褶、窄压胶边”为标志性构造细节。</w:t>
+        <w:t>补充“肩部细褶、法式缝”为标志性构造细节。</w:t>
       </w:r>
     </w:p>
     <w:p>
@@ -4136,7 +4136,7 @@
           <w:rFonts w:ascii="Calibri" w:hAnsi="Calibri" w:eastAsia="Microsoft YaHei"/>
           <w:color w:val="18212B"/>
         </w:rPr>
-        <w:t>锁定色板、面料、标志性细节；保持廓形未锁。</w:t>
+        <w:t>锁定色板、参考图所示的轻盈垂坠与柔雾光泽、窄飘带、肩部细褶与法式缝；保持领型和袖型未锁。</w:t>
       </w:r>
     </w:p>
     <w:tbl>
@@ -4185,7 +4185,7 @@
                 <w:color w:val="18212B"/>
                 <w:sz w:val="21"/>
               </w:rPr>
-              <w:t>自动提取只是草案。我锁定真正要跨品类保留的材料、主色和构造细节，但不锁廓形，因为系列需要从外套转译到下装和连身款。</w:t>
+              <w:t>自动提取只是草案。我锁定真正要跨款式保留的材料、主色和构造细节，但不锁廓形，因为系列需要在雪纺衫品类内发展不同领型、袖型和穿着场景。</w:t>
             </w:r>
           </w:p>
         </w:tc>
@@ -4305,7 +4305,7 @@
           <w:rFonts w:ascii="Calibri" w:hAnsi="Calibri" w:eastAsia="Microsoft YaHei"/>
           <w:color w:val="18212B"/>
         </w:rPr>
-        <w:t>系列款数设为 6；目标写入 SS27、城市通勤、轻防护、中高价格带。</w:t>
+        <w:t>系列款数设为 6；目标写入 SS27、都市通勤、轻盈层搭、中高价格带。</w:t>
       </w:r>
     </w:p>
     <w:p>
@@ -4322,7 +4322,7 @@
           <w:rFonts w:ascii="Calibri" w:hAnsi="Calibri" w:eastAsia="Microsoft YaHei"/>
           <w:color w:val="18212B"/>
         </w:rPr>
-        <w:t>配置外套、上装、下装、连身款等槽位；演示上移、复制、删除和恢复推荐配比。</w:t>
+        <w:t>配置飘带领、小立领、交叠V领、无袖、长版、圆领六个雪纺衫槽位；演示上移、复制、删除和恢复推荐配比。</w:t>
       </w:r>
     </w:p>
     <w:p>
@@ -4388,7 +4388,7 @@
                 <w:color w:val="18212B"/>
                 <w:sz w:val="21"/>
               </w:rPr>
-              <w:t>我先做商品结构，再做图。6 款里必须有外套、上装、下装和连身款，确保搭配链路完整；系统会提示品类占比过高或缺失。</w:t>
+              <w:t>我先做商品结构，再做图。6款必须覆盖通勤、层搭和轻场合，并在领型、袖型与衣长上形成清楚差异；系统会提示品类占比过高或缺失。</w:t>
             </w:r>
           </w:p>
         </w:tc>
@@ -4649,7 +4649,7 @@
                 <w:color w:val="18212B"/>
                 <w:sz w:val="21"/>
               </w:rPr>
-              <w:t>相似度只告诉我哪里可能偏离或重复，不替我判断。这件实验款虽然低于区间，但它承担系列中的轻量连身层次，我会说明理由后保留；高度相似的一对则需要下一轮重新拉开。</w:t>
+              <w:t>相似度只告诉我哪里可能偏离或重复，不替我判断。这件实验款虽然低于区间，但它承担系列中的无袖层搭与盛夏通勤场景，我会说明理由后保留；高度相似的一对则需要下一轮重新拉开。</w:t>
             </w:r>
           </w:p>
         </w:tc>
@@ -4752,7 +4752,7 @@
           <w:rFonts w:ascii="Calibri" w:hAnsi="Calibri" w:eastAsia="Microsoft YaHei"/>
           <w:color w:val="18212B"/>
         </w:rPr>
-        <w:t>把当前会话重命名为“SS27 Urban Shelter / 多参考决策”。</w:t>
+        <w:t>把当前会话重命名为“SS27 Air Veil / 多参考决策”。</w:t>
       </w:r>
     </w:p>
     <w:p>
@@ -5262,7 +5262,7 @@
                 <w:color w:val="18212B"/>
                 <w:sz w:val="19"/>
               </w:rPr>
-              <w:t>生成 3 组 SS27 Urban Shelter 城市通勤宽肩短外套。风格：克制现代、轻防护、非军事化；廓形：宽肩短身、连续前片、隐形口袋；面料：矿物灰/骨白轻量防水哑光织物；细节：隐藏通风褶、窄压胶边；信号橙≤3%。风格图只用于氛围，建筑图只用于比例与阴影，细节图只用于构造。严格避免战术背心、多外挂口袋、MOLLE、军绿色、厚重盔甲感、完整复制任何参考成衣、文字和水印。</w:t>
+              <w:t>生成3组SS27 Air Veil长袖飘带领真丝雪纺衫。风格：克制法式通勤、轻盈、非戏服化；廓形：后中长62 cm、胸围成衣98 cm、2.5 cm窄飘带、前V开口16 cm；面料视觉：以“雾杏真丝雪纺 / F-03”的图片为参考，保持雾杏/骨白、轻盈垂坠、柔雾光泽和克制透视，配同色轻薄吊带避免走光；细节：肩部六道0.4 cm细褶、微灯笼袖、5 cm双扣袖克夫、法式缝；酒红≤2%。风格图只用于气质，建筑图只用于比例与留白，细节图只用于褶裥构造。严格避免层叠大荷叶边、过宽飘带、夸张泡泡袖、荧光色、婚纱礼服感、完整复制任何参考成衣、文字和水印。</w:t>
             </w:r>
           </w:p>
         </w:tc>
@@ -5346,7 +5346,7 @@
                 <w:color w:val="18212B"/>
                 <w:sz w:val="19"/>
               </w:rPr>
-              <w:t>SS27 城市通勤轻防护系列，目标客群 25–40 岁，通勤与轻旅行，中高价格带。6 款需形成外套/上装/下装/连身款搭配链；锁定矿物灰+骨白、信号橙≤3%、轻量防水哑光面料、隐藏通风褶、窄压胶边；开放廓形与造型。避免同款换姿势、军事化和外挂口袋。</w:t>
+              <w:t>SS27 都市轻盈雪纺衫系列，目标客群 25–40 岁，通勤与轻旅行，中高价格带。6款需形成飘带领/小立领/交叠V领/无袖/长版/圆领雪纺衫矩阵；锁定雾杏+骨白、酒红≤2%、参考图所示的轻盈垂坠与柔雾光泽、肩部细褶、法式缝；开放廓形与造型。避免同款换姿势、戏服化和层叠大荷叶边。</w:t>
             </w:r>
           </w:p>
         </w:tc>
@@ -5552,7 +5552,7 @@
                 <w:color w:val="18212B"/>
                 <w:sz w:val="18"/>
               </w:rPr>
-              <w:t>上传/面料库/文本/画框</w:t>
+              <w:t>上传/面料库/标签/画框</w:t>
             </w:r>
           </w:p>
         </w:tc>
@@ -5572,7 +5572,7 @@
                 <w:color w:val="18212B"/>
                 <w:sz w:val="18"/>
               </w:rPr>
-              <w:t>6 张本地图 + 1 张仅含图片与名称的私有面料资产；关闭面料库后另建普通项目备注</w:t>
+              <w:t>6 张本地图 + 1 张仅含图片与名称的私有面料资产；按参考职责组织并进入生成</w:t>
             </w:r>
           </w:p>
         </w:tc>
